--- a/products-storage/09-pervyy-shag-pri-neoplate/05-algoritm-pri-zaderzhke-oplaty.docx
+++ b/products-storage/09-pervyy-shag-pri-neoplate/05-algoritm-pri-zaderzhke-oplaty.docx
@@ -99,7 +99,7 @@
                 <w:sz w:val="24"/>
                 <w:szCs w:val="24"/>
               </w:rPr>
-              <w:t xml:space="preserve">Шаблон не вычитан юристом. Если заказчик оспаривает объёмы или качество, заявляет зачёт, если акты подписаны неуполномоченным лицом или в картотеке арбитражных дел появилось дело о банкротстве должника — типовой текст создаёт ложную уверенность. В этих случаях обращайтесь к юристу до отправки.</w:t>
+              <w:t xml:space="preserve">Тексты прошли вычитку юристом в типовой редакции. Вычитка типовой редакции не заменяет консультацию по конкретной ситуации: выводы зависят от условий вашего договора, состава подписанных документов и обстоятельств спора, и приоритет всегда у договора. Если заказчик оспаривает объёмы или качество, заявляет зачёт, если акты подписаны неуполномоченным лицом или в картотеке арбитражных дел появилось дело о банкротстве должника — типовой текст создаёт ложную уверенность. В этих случаях обращайтесь к юристу до отправки.</w:t>
             </w:r>
           </w:p>
           <w:p>
